--- a/Files/06 - Yom Tov/11 - Sukkos/5785/Sukkos 5785.docx
+++ b/Files/06 - Yom Tov/11 - Sukkos/5785/Sukkos 5785.docx
@@ -510,13 +510,19 @@
         <w:rPr>
           <w:rFonts w:ascii="Times New Roman" w:hAnsi="Times New Roman" w:cs="Times New Roman"/>
         </w:rPr>
+        <w:t>.</w:t>
+      </w:r>
+      <w:r>
+        <w:rPr>
+          <w:rFonts w:ascii="Times New Roman" w:hAnsi="Times New Roman" w:cs="Times New Roman"/>
+        </w:rPr>
         <w:t>”</w:t>
       </w:r>
       <w:r>
         <w:rPr>
           <w:rFonts w:ascii="Times New Roman" w:hAnsi="Times New Roman" w:cs="Times New Roman"/>
         </w:rPr>
-        <w:t xml:space="preserve">. </w:t>
+        <w:t xml:space="preserve"> </w:t>
       </w:r>
       <w:r>
         <w:rPr>
@@ -701,6 +707,18 @@
         <w:rPr>
           <w:rFonts w:ascii="Times New Roman" w:hAnsi="Times New Roman" w:cs="Times New Roman"/>
         </w:rPr>
+        <w:t xml:space="preserve"> R</w:t>
+      </w:r>
+      <w:r>
+        <w:rPr>
+          <w:rFonts w:ascii="Times New Roman" w:hAnsi="Times New Roman" w:cs="Times New Roman"/>
+        </w:rPr>
+        <w:t>’</w:t>
+      </w:r>
+      <w:r>
+        <w:rPr>
+          <w:rFonts w:ascii="Times New Roman" w:hAnsi="Times New Roman" w:cs="Times New Roman"/>
+        </w:rPr>
         <w:t xml:space="preserve"> Meir Simcha from Dvinsk. </w:t>
       </w:r>
       <w:r>
@@ -756,20 +774,13 @@
         <w:rPr>
           <w:rFonts w:ascii="Times New Roman" w:hAnsi="Times New Roman" w:cs="Times New Roman"/>
         </w:rPr>
-        <w:t xml:space="preserve"> in the Torah, which we can divide in many different ways, but he says one way of dividing all of the </w:t>
-      </w:r>
-      <w:r>
-        <w:rPr>
-          <w:rFonts w:ascii="Times New Roman" w:hAnsi="Times New Roman" w:cs="Times New Roman" w:hint="cs"/>
-          <w:rtl/>
-        </w:rPr>
-        <w:t>מצוות</w:t>
-      </w:r>
-      <w:r>
-        <w:rPr>
-          <w:rFonts w:ascii="Times New Roman" w:hAnsi="Times New Roman" w:cs="Times New Roman"/>
-        </w:rPr>
-        <w:t xml:space="preserve"> of the Torah</w:t>
+        <w:t xml:space="preserve"> in the Torah, which we can divide in many different ways, but he says one way of dividing </w:t>
+      </w:r>
+      <w:r>
+        <w:rPr>
+          <w:rFonts w:ascii="Times New Roman" w:hAnsi="Times New Roman" w:cs="Times New Roman"/>
+        </w:rPr>
+        <w:t>them</w:t>
       </w:r>
       <w:r>
         <w:rPr>
@@ -899,7 +910,19 @@
         <w:rPr>
           <w:rFonts w:ascii="Times New Roman" w:hAnsi="Times New Roman" w:cs="Times New Roman"/>
         </w:rPr>
-        <w:t>s the end of the summer season. The man spent his entire summer working diligently, plowing, planting, furrowing, watering, collecting, harvesting. At the end of the whole summer exhausting experience, he</w:t>
+        <w:t xml:space="preserve">s the end of the summer season. The man spent his entire summer working diligently, plowing, planting, furrowing, watering, collecting, harvesting. At the end of the whole </w:t>
+      </w:r>
+      <w:r>
+        <w:rPr>
+          <w:rFonts w:ascii="Times New Roman" w:hAnsi="Times New Roman" w:cs="Times New Roman"/>
+        </w:rPr>
+        <w:t xml:space="preserve">exhausting </w:t>
+      </w:r>
+      <w:r>
+        <w:rPr>
+          <w:rFonts w:ascii="Times New Roman" w:hAnsi="Times New Roman" w:cs="Times New Roman"/>
+        </w:rPr>
+        <w:t>summer experience, he</w:t>
       </w:r>
       <w:r>
         <w:rPr>
@@ -1097,13 +1120,19 @@
         <w:rPr>
           <w:rFonts w:ascii="Times New Roman" w:hAnsi="Times New Roman" w:cs="Times New Roman"/>
         </w:rPr>
-        <w:t xml:space="preserve">. And </w:t>
-      </w:r>
-      <w:r>
-        <w:rPr>
-          <w:rFonts w:ascii="Times New Roman" w:hAnsi="Times New Roman" w:cs="Times New Roman"/>
-        </w:rPr>
-        <w:t xml:space="preserve">why does the Torah say to do </w:t>
+        <w:t xml:space="preserve">. </w:t>
+      </w:r>
+      <w:r>
+        <w:rPr>
+          <w:rFonts w:ascii="Times New Roman" w:hAnsi="Times New Roman" w:cs="Times New Roman"/>
+        </w:rPr>
+        <w:t>W</w:t>
+      </w:r>
+      <w:r>
+        <w:rPr>
+          <w:rFonts w:ascii="Times New Roman" w:hAnsi="Times New Roman" w:cs="Times New Roman"/>
+        </w:rPr>
+        <w:t xml:space="preserve">hy does the Torah say to do </w:t>
       </w:r>
       <w:r>
         <w:rPr>
@@ -1121,7 +1150,7 @@
         <w:rPr>
           <w:rFonts w:ascii="Times New Roman" w:hAnsi="Times New Roman" w:cs="Times New Roman"/>
         </w:rPr>
-        <w:t xml:space="preserve">ake his all of his efforts </w:t>
+        <w:t xml:space="preserve">ake all of his efforts </w:t>
       </w:r>
       <w:r>
         <w:rPr>
@@ -1962,7 +1991,7 @@
         <w:rPr>
           <w:rFonts w:ascii="Times New Roman" w:hAnsi="Times New Roman" w:cs="Times New Roman"/>
         </w:rPr>
-        <w:t xml:space="preserve"> says, you, </w:t>
+        <w:t xml:space="preserve"> says, </w:t>
       </w:r>
       <w:r>
         <w:rPr>
@@ -2345,7 +2374,7 @@
           <w:rFonts w:ascii="Times New Roman" w:hAnsi="Times New Roman" w:cs="Times New Roman" w:hint="cs"/>
           <w:rtl/>
         </w:rPr>
-        <w:t xml:space="preserve">מצוות </w:t>
+        <w:t>מצוות</w:t>
       </w:r>
       <w:r>
         <w:rPr>
@@ -2378,7 +2407,19 @@
         <w:rPr>
           <w:rFonts w:ascii="Times New Roman" w:hAnsi="Times New Roman" w:cs="Times New Roman"/>
         </w:rPr>
-        <w:t xml:space="preserve">, which gives us a </w:t>
+        <w:t>, which give</w:t>
+      </w:r>
+      <w:r>
+        <w:rPr>
+          <w:rFonts w:ascii="Times New Roman" w:hAnsi="Times New Roman" w:cs="Times New Roman"/>
+        </w:rPr>
+        <w:t xml:space="preserve"> </w:t>
+      </w:r>
+      <w:r>
+        <w:rPr>
+          <w:rFonts w:ascii="Times New Roman" w:hAnsi="Times New Roman" w:cs="Times New Roman"/>
+        </w:rPr>
+        <w:t xml:space="preserve">us a </w:t>
       </w:r>
       <w:r>
         <w:rPr>
@@ -2391,7 +2432,7 @@
         <w:rPr>
           <w:rFonts w:ascii="Times New Roman" w:hAnsi="Times New Roman" w:cs="Times New Roman"/>
         </w:rPr>
-        <w:t xml:space="preserve">, which gives us an opportunity to raise ourselves out, </w:t>
+        <w:t xml:space="preserve">, an opportunity to raise ourselves, </w:t>
       </w:r>
       <w:r>
         <w:rPr>
@@ -2578,13 +2619,19 @@
         <w:rPr>
           <w:rFonts w:ascii="Times New Roman" w:hAnsi="Times New Roman" w:cs="Times New Roman"/>
         </w:rPr>
-        <w:t>. But</w:t>
-      </w:r>
-      <w:r>
-        <w:rPr>
-          <w:rFonts w:ascii="Times New Roman" w:hAnsi="Times New Roman" w:cs="Times New Roman"/>
-        </w:rPr>
-        <w:t xml:space="preserve"> at</w:t>
+        <w:t xml:space="preserve">. </w:t>
+      </w:r>
+      <w:r>
+        <w:rPr>
+          <w:rFonts w:ascii="Times New Roman" w:hAnsi="Times New Roman" w:cs="Times New Roman"/>
+        </w:rPr>
+        <w:t>A</w:t>
+      </w:r>
+      <w:r>
+        <w:rPr>
+          <w:rFonts w:ascii="Times New Roman" w:hAnsi="Times New Roman" w:cs="Times New Roman"/>
+        </w:rPr>
+        <w:t>t</w:t>
       </w:r>
       <w:r>
         <w:rPr>
@@ -2799,7 +2846,7 @@
         <w:rPr>
           <w:rFonts w:ascii="Times New Roman" w:hAnsi="Times New Roman" w:cs="Times New Roman"/>
         </w:rPr>
-        <w:t xml:space="preserve"> simultaneously, both the </w:t>
+        <w:t xml:space="preserve"> simultaneously, the </w:t>
       </w:r>
       <w:r>
         <w:rPr>
@@ -2866,7 +2913,19 @@
         <w:rPr>
           <w:rFonts w:ascii="Times New Roman" w:hAnsi="Times New Roman" w:cs="Times New Roman"/>
         </w:rPr>
-        <w:t xml:space="preserve">. And if we do </w:t>
+        <w:t xml:space="preserve">. </w:t>
+      </w:r>
+      <w:r>
+        <w:rPr>
+          <w:rFonts w:ascii="Times New Roman" w:hAnsi="Times New Roman" w:cs="Times New Roman"/>
+        </w:rPr>
+        <w:t>I</w:t>
+      </w:r>
+      <w:r>
+        <w:rPr>
+          <w:rFonts w:ascii="Times New Roman" w:hAnsi="Times New Roman" w:cs="Times New Roman"/>
+        </w:rPr>
+        <w:t xml:space="preserve">f we do </w:t>
       </w:r>
       <w:r>
         <w:rPr>

--- a/Files/06 - Yom Tov/11 - Sukkos/5785/Sukkos 5785.docx
+++ b/Files/06 - Yom Tov/11 - Sukkos/5785/Sukkos 5785.docx
@@ -2374,7 +2374,7 @@
           <w:rFonts w:ascii="Times New Roman" w:hAnsi="Times New Roman" w:cs="Times New Roman" w:hint="cs"/>
           <w:rtl/>
         </w:rPr>
-        <w:t>מצוות</w:t>
+        <w:t xml:space="preserve">מצוות </w:t>
       </w:r>
       <w:r>
         <w:rPr>
